--- a/products-storage/11-bankrotstvo-genpodryadchika/05-perechen-paketa-dlya-zayavleniya-trebovaniya.docx
+++ b/products-storage/11-bankrotstvo-genpodryadchika/05-perechen-paketa-dlya-zayavleniya-trebovaniya.docx
@@ -36,6 +36,8 @@
       </w:tblGrid>
       <w:tr>
         <w:trPr>
+          <w:cantSplit/>
+          <w:tblHeader/>
           <w:cantSplit/>
         </w:trPr>
         <w:tc>
@@ -110,6 +112,7 @@
       <w:tr>
         <w:trPr>
           <w:cantSplit/>
+          <w:cantSplit/>
         </w:trPr>
         <w:tc>
           <w:tcPr>
@@ -182,6 +185,7 @@
       </w:tr>
       <w:tr>
         <w:trPr>
+          <w:cantSplit/>
           <w:cantSplit/>
         </w:trPr>
         <w:tc>
@@ -256,6 +260,7 @@
       <w:tr>
         <w:trPr>
           <w:cantSplit/>
+          <w:cantSplit/>
         </w:trPr>
         <w:tc>
           <w:tcPr>
@@ -328,6 +333,7 @@
       </w:tr>
       <w:tr>
         <w:trPr>
+          <w:cantSplit/>
           <w:cantSplit/>
         </w:trPr>
         <w:tc>
@@ -402,6 +408,7 @@
       <w:tr>
         <w:trPr>
           <w:cantSplit/>
+          <w:cantSplit/>
         </w:trPr>
         <w:tc>
           <w:tcPr>
@@ -474,6 +481,7 @@
       </w:tr>
       <w:tr>
         <w:trPr>
+          <w:cantSplit/>
           <w:cantSplit/>
         </w:trPr>
         <w:tc>
@@ -548,6 +556,7 @@
       <w:tr>
         <w:trPr>
           <w:cantSplit/>
+          <w:cantSplit/>
         </w:trPr>
         <w:tc>
           <w:tcPr>
@@ -620,6 +629,7 @@
       </w:tr>
       <w:tr>
         <w:trPr>
+          <w:cantSplit/>
           <w:cantSplit/>
         </w:trPr>
         <w:tc>
@@ -694,6 +704,7 @@
       <w:tr>
         <w:trPr>
           <w:cantSplit/>
+          <w:cantSplit/>
         </w:trPr>
         <w:tc>
           <w:tcPr>
@@ -764,11 +775,290 @@
           </w:p>
         </w:tc>
       </w:tr>
+      <w:tr>
+        <w:trPr>
+          <w:cantSplit/>
+          <w:cantSplit/>
+        </w:trPr>
+        <w:tc>
+          <w:tcPr>
+            <w:tcW w:type="dxa" w:w="2409"/>
+          </w:tcPr>
+          <w:p>
+            <w:pPr>
+              <w:spacing w:after="40"/>
+            </w:pPr>
+            <w:r>
+              <w:rPr>
+                <w:rFonts w:ascii="Arial" w:hAnsi="Arial"/>
+                <w:sz w:val="16"/>
+              </w:rPr>
+              <w:t>Пошлина: платёж либо основание льготы с подтверждением либо ходатайство с доказательствами</w:t>
+            </w:r>
+          </w:p>
+        </w:tc>
+        <w:tc>
+          <w:tcPr>
+            <w:tcW w:type="dxa" w:w="2409"/>
+          </w:tcPr>
+          <w:p>
+            <w:pPr>
+              <w:spacing w:after="40"/>
+            </w:pPr>
+            <w:r>
+              <w:rPr>
+                <w:rFonts w:ascii="Arial" w:hAnsi="Arial"/>
+                <w:sz w:val="16"/>
+              </w:rPr>
+              <w:t>Вариант и основание {{...}}</w:t>
+            </w:r>
+          </w:p>
+        </w:tc>
+        <w:tc>
+          <w:tcPr>
+            <w:tcW w:type="dxa" w:w="2409"/>
+          </w:tcPr>
+          <w:p>
+            <w:pPr>
+              <w:spacing w:after="40"/>
+            </w:pPr>
+            <w:r>
+              <w:rPr>
+                <w:rFonts w:ascii="Arial" w:hAnsi="Arial"/>
+                <w:sz w:val="16"/>
+              </w:rPr>
+              <w:t>{{...}}</w:t>
+            </w:r>
+          </w:p>
+        </w:tc>
+        <w:tc>
+          <w:tcPr>
+            <w:tcW w:type="dxa" w:w="2409"/>
+          </w:tcPr>
+          <w:p>
+            <w:pPr>
+              <w:spacing w:after="40"/>
+            </w:pPr>
+            <w:r>
+              <w:rPr>
+                <w:rFonts w:ascii="Arial" w:hAnsi="Arial"/>
+                <w:sz w:val="16"/>
+              </w:rPr>
+              <w:t>{{...}}</w:t>
+            </w:r>
+          </w:p>
+        </w:tc>
+      </w:tr>
+      <w:tr>
+        <w:trPr>
+          <w:cantSplit/>
+          <w:cantSplit/>
+        </w:trPr>
+        <w:tc>
+          <w:tcPr>
+            <w:tcW w:type="dxa" w:w="2409"/>
+          </w:tcPr>
+          <w:p>
+            <w:pPr>
+              <w:spacing w:after="40"/>
+            </w:pPr>
+            <w:r>
+              <w:rPr>
+                <w:rFonts w:ascii="Arial" w:hAnsi="Arial"/>
+                <w:sz w:val="16"/>
+              </w:rPr>
+              <w:t>Расчёт срока: процедура, источник и дата публикации, предельная дата</w:t>
+            </w:r>
+          </w:p>
+        </w:tc>
+        <w:tc>
+          <w:tcPr>
+            <w:tcW w:type="dxa" w:w="2409"/>
+          </w:tcPr>
+          <w:p>
+            <w:pPr>
+              <w:spacing w:after="40"/>
+            </w:pPr>
+            <w:r>
+              <w:rPr>
+                <w:rFonts w:ascii="Arial" w:hAnsi="Arial"/>
+                <w:sz w:val="16"/>
+              </w:rPr>
+              <w:t>{{...}}</w:t>
+            </w:r>
+          </w:p>
+        </w:tc>
+        <w:tc>
+          <w:tcPr>
+            <w:tcW w:type="dxa" w:w="2409"/>
+          </w:tcPr>
+          <w:p>
+            <w:pPr>
+              <w:spacing w:after="40"/>
+            </w:pPr>
+            <w:r>
+              <w:rPr>
+                <w:rFonts w:ascii="Arial" w:hAnsi="Arial"/>
+                <w:sz w:val="16"/>
+              </w:rPr>
+              <w:t>{{...}}</w:t>
+            </w:r>
+          </w:p>
+        </w:tc>
+        <w:tc>
+          <w:tcPr>
+            <w:tcW w:type="dxa" w:w="2409"/>
+          </w:tcPr>
+          <w:p>
+            <w:pPr>
+              <w:spacing w:after="40"/>
+            </w:pPr>
+            <w:r>
+              <w:rPr>
+                <w:rFonts w:ascii="Arial" w:hAnsi="Arial"/>
+                <w:sz w:val="16"/>
+              </w:rPr>
+              <w:t>{{...}}</w:t>
+            </w:r>
+          </w:p>
+        </w:tc>
+      </w:tr>
+      <w:tr>
+        <w:trPr>
+          <w:cantSplit/>
+          <w:cantSplit/>
+        </w:trPr>
+        <w:tc>
+          <w:tcPr>
+            <w:tcW w:type="dxa" w:w="2409"/>
+          </w:tcPr>
+          <w:p>
+            <w:pPr>
+              <w:spacing w:after="40"/>
+            </w:pPr>
+            <w:r>
+              <w:rPr>
+                <w:rFonts w:ascii="Arial" w:hAnsi="Arial"/>
+                <w:sz w:val="16"/>
+              </w:rPr>
+              <w:t>При пропуске: ходатайство о восстановлении срока и доказательства причин — если применимо</w:t>
+            </w:r>
+          </w:p>
+        </w:tc>
+        <w:tc>
+          <w:tcPr>
+            <w:tcW w:type="dxa" w:w="2409"/>
+          </w:tcPr>
+          <w:p>
+            <w:pPr>
+              <w:spacing w:after="40"/>
+            </w:pPr>
+            <w:r>
+              <w:rPr>
+                <w:rFonts w:ascii="Arial" w:hAnsi="Arial"/>
+                <w:sz w:val="16"/>
+              </w:rPr>
+              <w:t>{{...}}</w:t>
+            </w:r>
+          </w:p>
+        </w:tc>
+        <w:tc>
+          <w:tcPr>
+            <w:tcW w:type="dxa" w:w="2409"/>
+          </w:tcPr>
+          <w:p>
+            <w:pPr>
+              <w:spacing w:after="40"/>
+            </w:pPr>
+            <w:r>
+              <w:rPr>
+                <w:rFonts w:ascii="Arial" w:hAnsi="Arial"/>
+                <w:sz w:val="16"/>
+              </w:rPr>
+              <w:t>{{...}}</w:t>
+            </w:r>
+          </w:p>
+        </w:tc>
+        <w:tc>
+          <w:tcPr>
+            <w:tcW w:type="dxa" w:w="2409"/>
+          </w:tcPr>
+          <w:p>
+            <w:pPr>
+              <w:spacing w:after="40"/>
+            </w:pPr>
+            <w:r>
+              <w:rPr>
+                <w:rFonts w:ascii="Arial" w:hAnsi="Arial"/>
+                <w:sz w:val="16"/>
+              </w:rPr>
+              <w:t>{{...}}</w:t>
+            </w:r>
+          </w:p>
+        </w:tc>
+      </w:tr>
     </w:tbl>
     <w:p>
       <w:r>
-        <w:t>Отдельно укажите текущие и спорные суммы; приложите расчёт основного долга и санкций. Состав приложения к заявлению и адресатов сверьте с введённой процедурой и применимым процессуальным порядком. Недостающие документы: {{...}}; дата получения: {{...}}.</w:t>
+        <w:t>Основной долг и санкции рассчитайте отдельно. Текущие платежи не включайте в сумму, заявленную в реестр. Документы из таблицы подбирайте по основанию требования; неприменимость отметьте с причиной. Адресаты и сроки — по таблице алгоритма 02. После отправки сохраните квитанцию электронной подачи в суд и доказательства направления копий. Недостающие документы: {{...}}; ответственный и дата получения: {{...}}.</w:t>
       </w:r>
+    </w:p>
+    <w:p>
+      <w:pPr>
+        <w:keepNext/>
+      </w:pPr>
+      <w:r>
+        <w:rPr>
+          <w:b/>
+          <w:sz w:val="20"/>
+        </w:rPr>
+        <w:t>Нормативные основания · проверено 21.10.2026</w:t>
+      </w:r>
+    </w:p>
+    <w:p>
+      <w:pPr>
+        <w:spacing w:after="60"/>
+      </w:pPr>
+      <w:hyperlink r:id="rId10">
+        <w:r>
+          <w:rPr>
+            <w:color w:val="806238"/>
+            <w:sz w:val="18"/>
+            <w:u w:val="single"/>
+          </w:rPr>
+          <w:t>АПК РФ, ст. 126, ч. 1, п. 2 — документы о пошлине</w:t>
+        </w:r>
+      </w:hyperlink>
+    </w:p>
+    <w:p>
+      <w:pPr>
+        <w:spacing w:after="60"/>
+      </w:pPr>
+      <w:hyperlink r:id="rId11">
+        <w:r>
+          <w:rPr>
+            <w:color w:val="806238"/>
+            <w:sz w:val="18"/>
+            <w:u w:val="single"/>
+          </w:rPr>
+          <w:t>НК РФ, ст. 333.21, п. 1, подп. 1 и 9 — расчёт</w:t>
+        </w:r>
+      </w:hyperlink>
+    </w:p>
+    <w:p>
+      <w:pPr>
+        <w:spacing w:after="60"/>
+      </w:pPr>
+      <w:hyperlink r:id="rId12">
+        <w:r>
+          <w:rPr>
+            <w:color w:val="806238"/>
+            <w:sz w:val="18"/>
+            <w:u w:val="single"/>
+          </w:rPr>
+          <w:t>НК РФ, ст. 333.37, п. 1, подп. 5 — льгота</w:t>
+        </w:r>
+      </w:hyperlink>
     </w:p>
     <w:sectPr>
       <w:footerReference w:type="default" r:id="rId9"/>
@@ -792,7 +1082,7 @@
         <w:color w:val="AE8031"/>
         <w:sz w:val="16"/>
       </w:rPr>
-      <w:t>НА СТОРОНЕ ПОДРЯДЧИКА  /  P9</w:t>
+      <w:t>НА СТОРОНЕ ПОДРЯДЧИКА  /  P9  /  21.10.2026</w:t>
     </w:r>
   </w:p>
 </w:ftr>
